--- a/TrendStore.docx
+++ b/TrendStore.docx
@@ -72,23 +72,7 @@
           <w:sz w:val="24"/>
           <w:szCs w:val="24"/>
         </w:rPr>
-        <w:t xml:space="preserve">Repo </w:t>
-      </w:r>
-      <w:proofErr w:type="gramStart"/>
-      <w:r>
-        <w:rPr>
-          <w:sz w:val="24"/>
-          <w:szCs w:val="24"/>
-        </w:rPr>
-        <w:t>URL :</w:t>
-      </w:r>
-      <w:proofErr w:type="gramEnd"/>
-      <w:r>
-        <w:rPr>
-          <w:sz w:val="24"/>
-          <w:szCs w:val="24"/>
-        </w:rPr>
-        <w:t xml:space="preserve"> </w:t>
+        <w:t xml:space="preserve">Repo URL : </w:t>
       </w:r>
       <w:hyperlink r:id="rId5" w:history="1">
         <w:r>
@@ -361,7 +345,6 @@
         <w:t xml:space="preserve">FROM </w:t>
       </w:r>
       <w:proofErr w:type="spellStart"/>
-      <w:proofErr w:type="gramStart"/>
       <w:r>
         <w:rPr>
           <w:sz w:val="24"/>
@@ -370,7 +353,6 @@
         <w:t>nginx:alpine</w:t>
       </w:r>
       <w:proofErr w:type="spellEnd"/>
-      <w:proofErr w:type="gramEnd"/>
     </w:p>
     <w:p>
       <w:pPr>
@@ -2793,25 +2775,7 @@
           <w:szCs w:val="24"/>
           <w:lang w:val="en-US"/>
         </w:rPr>
-        <w:t xml:space="preserve"> = "t</w:t>
-      </w:r>
-      <w:proofErr w:type="gramStart"/>
-      <w:r>
-        <w:rPr>
-          <w:sz w:val="24"/>
-          <w:szCs w:val="24"/>
-          <w:lang w:val="en-US"/>
-        </w:rPr>
-        <w:t>2.micro</w:t>
-      </w:r>
-      <w:proofErr w:type="gramEnd"/>
-      <w:r>
-        <w:rPr>
-          <w:sz w:val="24"/>
-          <w:szCs w:val="24"/>
-          <w:lang w:val="en-US"/>
-        </w:rPr>
-        <w:t>"</w:t>
+        <w:t xml:space="preserve"> = "t2.micro"</w:t>
       </w:r>
     </w:p>
     <w:p>
@@ -3337,18 +3301,8 @@
           <w:szCs w:val="24"/>
           <w:lang w:val="en-US"/>
         </w:rPr>
-        <w:t>docker build -t trend-</w:t>
-      </w:r>
-      <w:proofErr w:type="gramStart"/>
-      <w:r>
-        <w:rPr>
-          <w:sz w:val="24"/>
-          <w:szCs w:val="24"/>
-          <w:lang w:val="en-US"/>
-        </w:rPr>
-        <w:t>app .</w:t>
-      </w:r>
-      <w:proofErr w:type="gramEnd"/>
+        <w:t>docker build -t trend-app .</w:t>
+      </w:r>
     </w:p>
     <w:p>
       <w:pPr>
@@ -3391,19 +3345,9 @@
           <w:szCs w:val="24"/>
           <w:lang w:val="en-US"/>
         </w:rPr>
-        <w:t>trend-</w:t>
-      </w:r>
-      <w:proofErr w:type="gramStart"/>
-      <w:r>
-        <w:rPr>
-          <w:sz w:val="24"/>
-          <w:szCs w:val="24"/>
-          <w:lang w:val="en-US"/>
-        </w:rPr>
-        <w:t>app:latest</w:t>
-      </w:r>
-      <w:proofErr w:type="spellEnd"/>
-      <w:proofErr w:type="gramEnd"/>
+        <w:t>trend-app:latest</w:t>
+      </w:r>
+      <w:proofErr w:type="spellEnd"/>
     </w:p>
     <w:p>
       <w:pPr>
@@ -3446,19 +3390,9 @@
           <w:szCs w:val="24"/>
           <w:lang w:val="en-US"/>
         </w:rPr>
-        <w:t>trend-</w:t>
-      </w:r>
-      <w:proofErr w:type="gramStart"/>
-      <w:r>
-        <w:rPr>
-          <w:sz w:val="24"/>
-          <w:szCs w:val="24"/>
-          <w:lang w:val="en-US"/>
-        </w:rPr>
-        <w:t>app:latest</w:t>
-      </w:r>
-      <w:proofErr w:type="spellEnd"/>
-      <w:proofErr w:type="gramEnd"/>
+        <w:t>trend-app:latest</w:t>
+      </w:r>
+      <w:proofErr w:type="spellEnd"/>
     </w:p>
     <w:p>
       <w:pPr>
@@ -3718,42 +3652,27 @@
           <w:sz w:val="24"/>
           <w:szCs w:val="24"/>
         </w:rPr>
-        <w:t>-name trend-nodes --node-type t</w:t>
-      </w:r>
-      <w:proofErr w:type="gramStart"/>
-      <w:r>
-        <w:rPr>
-          <w:sz w:val="24"/>
-          <w:szCs w:val="24"/>
-        </w:rPr>
-        <w:t>3.small</w:t>
-      </w:r>
-      <w:proofErr w:type="gramEnd"/>
-      <w:r>
-        <w:rPr>
-          <w:sz w:val="24"/>
-          <w:szCs w:val="24"/>
-        </w:rPr>
-        <w:t xml:space="preserve"> --nodes 2</w:t>
-      </w:r>
-    </w:p>
-    <w:p>
-      <w:pPr>
-        <w:rPr>
-          <w:sz w:val="24"/>
-          <w:szCs w:val="24"/>
-        </w:rPr>
-      </w:pPr>
-    </w:p>
-    <w:p>
-      <w:pPr>
-        <w:rPr>
-          <w:sz w:val="24"/>
-          <w:szCs w:val="24"/>
-        </w:rPr>
-      </w:pPr>
-      <w:r>
-        <w:rPr>
+        <w:t>-name trend-nodes --node-type t3.small --nodes 2</w:t>
+      </w:r>
+    </w:p>
+    <w:p>
+      <w:pPr>
+        <w:rPr>
+          <w:sz w:val="24"/>
+          <w:szCs w:val="24"/>
+        </w:rPr>
+      </w:pPr>
+    </w:p>
+    <w:p>
+      <w:pPr>
+        <w:rPr>
+          <w:sz w:val="24"/>
+          <w:szCs w:val="24"/>
+        </w:rPr>
+      </w:pPr>
+      <w:r>
+        <w:rPr>
+          <w:noProof/>
           <w:sz w:val="24"/>
           <w:szCs w:val="24"/>
         </w:rPr>
@@ -3811,6 +3730,7 @@
       </w:pPr>
       <w:r>
         <w:rPr>
+          <w:noProof/>
           <w:sz w:val="24"/>
           <w:szCs w:val="24"/>
         </w:rPr>
@@ -4133,6 +4053,7 @@
       </w:pPr>
       <w:r>
         <w:rPr>
+          <w:noProof/>
           <w:sz w:val="24"/>
           <w:szCs w:val="24"/>
         </w:rPr>
@@ -4293,26 +4214,9 @@
           <w:sz w:val="24"/>
           <w:szCs w:val="24"/>
         </w:rPr>
-        <w:t>/local/</w:t>
-      </w:r>
-      <w:proofErr w:type="gramStart"/>
-      <w:r>
-        <w:rPr>
-          <w:sz w:val="24"/>
-          <w:szCs w:val="24"/>
-        </w:rPr>
-        <w:t>bin:$</w:t>
-      </w:r>
-      <w:proofErr w:type="gramEnd"/>
-      <w:r>
-        <w:rPr>
-          <w:sz w:val="24"/>
-          <w:szCs w:val="24"/>
-        </w:rPr>
-        <w:t>{</w:t>
-      </w:r>
-      <w:proofErr w:type="spellStart"/>
-      <w:proofErr w:type="gramStart"/>
+        <w:t>/local/bin:${</w:t>
+      </w:r>
+      <w:proofErr w:type="spellStart"/>
       <w:r>
         <w:rPr>
           <w:sz w:val="24"/>
@@ -4321,7 +4225,6 @@
         <w:t>env.PATH</w:t>
       </w:r>
       <w:proofErr w:type="spellEnd"/>
-      <w:proofErr w:type="gramEnd"/>
       <w:r>
         <w:rPr>
           <w:sz w:val="24"/>
@@ -4396,23 +4299,7 @@
           <w:sz w:val="24"/>
           <w:szCs w:val="24"/>
         </w:rPr>
-        <w:t xml:space="preserve">        </w:t>
-      </w:r>
-      <w:proofErr w:type="gramStart"/>
-      <w:r>
-        <w:rPr>
-          <w:sz w:val="24"/>
-          <w:szCs w:val="24"/>
-        </w:rPr>
-        <w:t>stage(</w:t>
-      </w:r>
-      <w:proofErr w:type="gramEnd"/>
-      <w:r>
-        <w:rPr>
-          <w:sz w:val="24"/>
-          <w:szCs w:val="24"/>
-        </w:rPr>
-        <w:t>'Checkout Code') {</w:t>
+        <w:t xml:space="preserve">        stage('Checkout Code') {</w:t>
       </w:r>
     </w:p>
     <w:p>
@@ -4589,23 +4476,7 @@
           <w:sz w:val="24"/>
           <w:szCs w:val="24"/>
         </w:rPr>
-        <w:t xml:space="preserve">        </w:t>
-      </w:r>
-      <w:proofErr w:type="gramStart"/>
-      <w:r>
-        <w:rPr>
-          <w:sz w:val="24"/>
-          <w:szCs w:val="24"/>
-        </w:rPr>
-        <w:t>stage(</w:t>
-      </w:r>
-      <w:proofErr w:type="gramEnd"/>
-      <w:r>
-        <w:rPr>
-          <w:sz w:val="24"/>
-          <w:szCs w:val="24"/>
-        </w:rPr>
-        <w:t>'Docker Build &amp; Push') {</w:t>
+        <w:t xml:space="preserve">        stage('Docker Build &amp; Push') {</w:t>
       </w:r>
     </w:p>
     <w:p>
@@ -4638,7 +4509,6 @@
         <w:t xml:space="preserve">                </w:t>
       </w:r>
       <w:proofErr w:type="spellStart"/>
-      <w:proofErr w:type="gramStart"/>
       <w:r>
         <w:rPr>
           <w:sz w:val="24"/>
@@ -4652,35 +4522,25 @@
           <w:sz w:val="24"/>
           <w:szCs w:val="24"/>
         </w:rPr>
+        <w:t>([</w:t>
+      </w:r>
+      <w:proofErr w:type="spellStart"/>
+      <w:r>
+        <w:rPr>
+          <w:sz w:val="24"/>
+          <w:szCs w:val="24"/>
+        </w:rPr>
+        <w:t>usernamePassword</w:t>
+      </w:r>
+      <w:proofErr w:type="spellEnd"/>
+      <w:r>
+        <w:rPr>
+          <w:sz w:val="24"/>
+          <w:szCs w:val="24"/>
+        </w:rPr>
         <w:t>(</w:t>
       </w:r>
-      <w:proofErr w:type="gramEnd"/>
-      <w:r>
-        <w:rPr>
-          <w:sz w:val="24"/>
-          <w:szCs w:val="24"/>
-        </w:rPr>
-        <w:t>[</w:t>
-      </w:r>
-      <w:proofErr w:type="spellStart"/>
-      <w:proofErr w:type="gramStart"/>
-      <w:r>
-        <w:rPr>
-          <w:sz w:val="24"/>
-          <w:szCs w:val="24"/>
-        </w:rPr>
-        <w:t>usernamePassword</w:t>
-      </w:r>
-      <w:proofErr w:type="spellEnd"/>
-      <w:r>
-        <w:rPr>
-          <w:sz w:val="24"/>
-          <w:szCs w:val="24"/>
-        </w:rPr>
-        <w:t>(</w:t>
-      </w:r>
-      <w:proofErr w:type="spellStart"/>
-      <w:proofErr w:type="gramEnd"/>
+      <w:proofErr w:type="spellStart"/>
       <w:r>
         <w:rPr>
           <w:sz w:val="24"/>
@@ -4804,17 +4664,8 @@
           <w:sz w:val="24"/>
           <w:szCs w:val="24"/>
         </w:rPr>
-        <w:t>/trend-</w:t>
-      </w:r>
-      <w:proofErr w:type="gramStart"/>
-      <w:r>
-        <w:rPr>
-          <w:sz w:val="24"/>
-          <w:szCs w:val="24"/>
-        </w:rPr>
-        <w:t>app .</w:t>
-      </w:r>
-      <w:proofErr w:type="gramEnd"/>
+        <w:t>/trend-app .</w:t>
+      </w:r>
     </w:p>
     <w:p>
       <w:pPr>
@@ -4942,23 +4793,7 @@
           <w:sz w:val="24"/>
           <w:szCs w:val="24"/>
         </w:rPr>
-        <w:t xml:space="preserve">        </w:t>
-      </w:r>
-      <w:proofErr w:type="gramStart"/>
-      <w:r>
-        <w:rPr>
-          <w:sz w:val="24"/>
-          <w:szCs w:val="24"/>
-        </w:rPr>
-        <w:t>stage(</w:t>
-      </w:r>
-      <w:proofErr w:type="gramEnd"/>
-      <w:r>
-        <w:rPr>
-          <w:sz w:val="24"/>
-          <w:szCs w:val="24"/>
-        </w:rPr>
-        <w:t>'Deploy to EKS') {</w:t>
+        <w:t xml:space="preserve">        stage('Deploy to EKS') {</w:t>
       </w:r>
     </w:p>
     <w:p>
@@ -4991,7 +4826,6 @@
         <w:t xml:space="preserve">                </w:t>
       </w:r>
       <w:proofErr w:type="spellStart"/>
-      <w:proofErr w:type="gramStart"/>
       <w:r>
         <w:rPr>
           <w:sz w:val="24"/>
@@ -5005,15 +4839,7 @@
           <w:sz w:val="24"/>
           <w:szCs w:val="24"/>
         </w:rPr>
-        <w:t>(</w:t>
-      </w:r>
-      <w:proofErr w:type="gramEnd"/>
-      <w:r>
-        <w:rPr>
-          <w:sz w:val="24"/>
-          <w:szCs w:val="24"/>
-        </w:rPr>
-        <w:t>[[</w:t>
+        <w:t>([[</w:t>
       </w:r>
     </w:p>
     <w:p>
@@ -5156,7 +4982,6 @@
         <w:t xml:space="preserve">                    </w:t>
       </w:r>
       <w:proofErr w:type="spellStart"/>
-      <w:proofErr w:type="gramStart"/>
       <w:r>
         <w:rPr>
           <w:sz w:val="24"/>
@@ -5170,15 +4995,7 @@
           <w:sz w:val="24"/>
           <w:szCs w:val="24"/>
         </w:rPr>
-        <w:t>(</w:t>
-      </w:r>
-      <w:proofErr w:type="gramEnd"/>
-      <w:r>
-        <w:rPr>
-          <w:sz w:val="24"/>
-          <w:szCs w:val="24"/>
-        </w:rPr>
-        <w:t>[</w:t>
+        <w:t>([</w:t>
       </w:r>
     </w:p>
     <w:p>
@@ -5491,7 +5308,6 @@
         <w:t xml:space="preserve"> apply -f </w:t>
       </w:r>
       <w:proofErr w:type="spellStart"/>
-      <w:proofErr w:type="gramStart"/>
       <w:r>
         <w:rPr>
           <w:sz w:val="24"/>
@@ -5500,7 +5316,6 @@
         <w:t>deployment.yaml</w:t>
       </w:r>
       <w:proofErr w:type="spellEnd"/>
-      <w:proofErr w:type="gramEnd"/>
     </w:p>
     <w:p>
       <w:pPr>
@@ -5533,7 +5348,6 @@
         <w:t xml:space="preserve"> apply -f </w:t>
       </w:r>
       <w:proofErr w:type="spellStart"/>
-      <w:proofErr w:type="gramStart"/>
       <w:r>
         <w:rPr>
           <w:sz w:val="24"/>
@@ -5542,7 +5356,6 @@
         <w:t>service.yaml</w:t>
       </w:r>
       <w:proofErr w:type="spellEnd"/>
-      <w:proofErr w:type="gramEnd"/>
     </w:p>
     <w:p>
       <w:pPr>
@@ -5666,6 +5479,7 @@
       </w:pPr>
       <w:r>
         <w:rPr>
+          <w:noProof/>
           <w:sz w:val="24"/>
           <w:szCs w:val="24"/>
         </w:rPr>
@@ -5724,6 +5538,7 @@
       </w:pPr>
       <w:r>
         <w:rPr>
+          <w:noProof/>
           <w:sz w:val="24"/>
           <w:szCs w:val="24"/>
         </w:rPr>
@@ -5779,7 +5594,6 @@
           <w:szCs w:val="24"/>
         </w:rPr>
       </w:pPr>
-      <w:proofErr w:type="gramStart"/>
       <w:r>
         <w:rPr>
           <w:sz w:val="24"/>
@@ -5787,7 +5601,6 @@
         </w:rPr>
         <w:t>Webhook :</w:t>
       </w:r>
-      <w:proofErr w:type="gramEnd"/>
     </w:p>
     <w:p>
       <w:pPr>
@@ -5812,7 +5625,6 @@
         <w:t xml:space="preserve">Jenkin is running in localhost so webhook </w:t>
       </w:r>
       <w:proofErr w:type="spellStart"/>
-      <w:proofErr w:type="gramStart"/>
       <w:r>
         <w:rPr>
           <w:sz w:val="24"/>
@@ -5821,7 +5633,6 @@
         <w:t>wont</w:t>
       </w:r>
       <w:proofErr w:type="spellEnd"/>
-      <w:proofErr w:type="gramEnd"/>
       <w:r>
         <w:rPr>
           <w:sz w:val="24"/>
@@ -5925,6 +5736,7 @@
       </w:pPr>
       <w:r>
         <w:rPr>
+          <w:noProof/>
           <w:sz w:val="24"/>
           <w:szCs w:val="24"/>
         </w:rPr>
@@ -5975,6 +5787,7 @@
       </w:pPr>
       <w:r>
         <w:rPr>
+          <w:noProof/>
           <w:sz w:val="24"/>
           <w:szCs w:val="24"/>
         </w:rPr>
@@ -6055,6 +5868,7 @@
       </w:pPr>
       <w:r>
         <w:rPr>
+          <w:noProof/>
           <w:sz w:val="24"/>
           <w:szCs w:val="24"/>
         </w:rPr>
@@ -6175,23 +5989,7 @@
           <w:sz w:val="24"/>
           <w:szCs w:val="24"/>
         </w:rPr>
-        <w:t xml:space="preserve">helm repo </w:t>
-      </w:r>
-      <w:proofErr w:type="gramStart"/>
-      <w:r>
-        <w:rPr>
-          <w:sz w:val="24"/>
-          <w:szCs w:val="24"/>
-        </w:rPr>
-        <w:t>add</w:t>
-      </w:r>
-      <w:proofErr w:type="gramEnd"/>
-      <w:r>
-        <w:rPr>
-          <w:sz w:val="24"/>
-          <w:szCs w:val="24"/>
-        </w:rPr>
-        <w:t xml:space="preserve"> </w:t>
+        <w:t xml:space="preserve">helm repo add </w:t>
       </w:r>
       <w:proofErr w:type="spellStart"/>
       <w:r>
@@ -6318,8 +6116,17 @@
           <w:szCs w:val="24"/>
         </w:rPr>
       </w:pPr>
-      <w:r>
-        <w:rPr>
+    </w:p>
+    <w:p>
+      <w:pPr>
+        <w:rPr>
+          <w:sz w:val="24"/>
+          <w:szCs w:val="24"/>
+        </w:rPr>
+      </w:pPr>
+      <w:r>
+        <w:rPr>
+          <w:noProof/>
           <w:sz w:val="24"/>
           <w:szCs w:val="24"/>
         </w:rPr>
@@ -6378,6 +6185,7 @@
       </w:pPr>
       <w:r>
         <w:rPr>
+          <w:noProof/>
           <w:sz w:val="24"/>
           <w:szCs w:val="24"/>
         </w:rPr>
@@ -6417,6 +6225,82 @@
           </wp:inline>
         </w:drawing>
       </w:r>
+    </w:p>
+    <w:p/>
+    <w:p/>
+    <w:p>
+      <w:hyperlink r:id="rId22" w:history="1">
+        <w:r>
+          <w:rPr>
+            <w:rStyle w:val="Hyperlink"/>
+          </w:rPr>
+          <w:t>http://afb7d25569feb4dbdbe51be287b339c3-2837434.ap-south-1.elb.amazonaws.com/</w:t>
+        </w:r>
+      </w:hyperlink>
+    </w:p>
+    <w:p/>
+    <w:p>
+      <w:r>
+        <w:t>Application:</w:t>
+      </w:r>
+    </w:p>
+    <w:p>
+      <w:r>
+        <w:lastRenderedPageBreak/>
+        <w:drawing>
+          <wp:inline distT="0" distB="0" distL="0" distR="0" wp14:anchorId="0D43FD74" wp14:editId="6577C4AA">
+            <wp:extent cx="5731510" cy="2919730"/>
+            <wp:effectExtent l="0" t="0" r="2540" b="0"/>
+            <wp:docPr id="1404252812" name="Picture 1"/>
+            <wp:cNvGraphicFramePr>
+              <a:graphicFrameLocks xmlns:a="http://schemas.openxmlformats.org/drawingml/2006/main" noChangeAspect="1"/>
+            </wp:cNvGraphicFramePr>
+            <a:graphic xmlns:a="http://schemas.openxmlformats.org/drawingml/2006/main">
+              <a:graphicData uri="http://schemas.openxmlformats.org/drawingml/2006/picture">
+                <pic:pic xmlns:pic="http://schemas.openxmlformats.org/drawingml/2006/picture">
+                  <pic:nvPicPr>
+                    <pic:cNvPr id="1404252812" name=""/>
+                    <pic:cNvPicPr/>
+                  </pic:nvPicPr>
+                  <pic:blipFill>
+                    <a:blip r:embed="rId23"/>
+                    <a:stretch>
+                      <a:fillRect/>
+                    </a:stretch>
+                  </pic:blipFill>
+                  <pic:spPr>
+                    <a:xfrm>
+                      <a:off x="0" y="0"/>
+                      <a:ext cx="5731510" cy="2919730"/>
+                    </a:xfrm>
+                    <a:prstGeom prst="rect">
+                      <a:avLst/>
+                    </a:prstGeom>
+                  </pic:spPr>
+                </pic:pic>
+              </a:graphicData>
+            </a:graphic>
+          </wp:inline>
+        </w:drawing>
+      </w:r>
+    </w:p>
+    <w:p/>
+    <w:p/>
+    <w:p>
+      <w:pPr>
+        <w:rPr>
+          <w:sz w:val="24"/>
+          <w:szCs w:val="24"/>
+        </w:rPr>
+      </w:pPr>
+    </w:p>
+    <w:p>
+      <w:pPr>
+        <w:rPr>
+          <w:sz w:val="24"/>
+          <w:szCs w:val="24"/>
+        </w:rPr>
+      </w:pPr>
     </w:p>
     <w:p>
       <w:pPr>
@@ -8116,6 +8000,7 @@
   <w:style w:type="character" w:default="1" w:styleId="DefaultParagraphFont">
     <w:name w:val="Default Paragraph Font"/>
     <w:uiPriority w:val="1"/>
+    <w:semiHidden/>
     <w:unhideWhenUsed/>
   </w:style>
   <w:style w:type="table" w:default="1" w:styleId="TableNormal">
